--- a/Build_Plan_Change_Record.docx
+++ b/Build_Plan_Change_Record.docx
@@ -1171,6 +1171,206 @@
         <w:pStyle w:val="Heading1"/>
       </w:pPr>
       <w:r>
+        <w:t>Round 5 (2026-06-11, late) — robustness: pausable clock, seamless recovery, admin launcher</w:t>
+      </w:r>
+    </w:p>
+    <w:p>
+      <w:pPr>
+        <w:pStyle w:val="ListBullet"/>
+      </w:pPr>
+      <w:r>
+        <w:rPr>
+          <w:b/>
+        </w:rPr>
+        <w:t>§11.4 Stage-C clock is now ACCUMULATED live time</w:t>
+      </w:r>
+      <w:r>
+        <w:t xml:space="preserve"> [USER-ORDERED] [DEPLOYED]: it ticks only while the conversation is actually usable — paused while the tab is hidden or the page closed, while a connection error blocks replies, while connecting, and at the hard cap. </w:t>
+      </w:r>
+      <w:r>
+        <w:rPr>
+          <w:rFonts w:ascii="Consolas" w:hAnsi="Consolas"/>
+          <w:color w:val="7A3318"/>
+          <w:sz w:val="19"/>
+        </w:rPr>
+        <w:t>durationSec</w:t>
+      </w:r>
+      <w:r>
+        <w:t xml:space="preserve"> + </w:t>
+      </w:r>
+      <w:r>
+        <w:rPr>
+          <w:rFonts w:ascii="Consolas" w:hAnsi="Consolas"/>
+          <w:color w:val="7A3318"/>
+          <w:sz w:val="19"/>
+        </w:rPr>
+        <w:t>turnCount</w:t>
+      </w:r>
+      <w:r>
+        <w:t xml:space="preserve"> ride with every per-turn autosave (the </w:t>
+      </w:r>
+      <w:r>
+        <w:rPr>
+          <w:rFonts w:ascii="Consolas" w:hAnsi="Consolas"/>
+          <w:color w:val="7A3318"/>
+          <w:sz w:val="19"/>
+        </w:rPr>
+        <w:t>phase_c</w:t>
+      </w:r>
+      <w:r>
+        <w:t xml:space="preserve"> JSONB is replaced whole, so they must), and every resume path seeds the clock from the saved value. </w:t>
+      </w:r>
+      <w:r>
+        <w:rPr>
+          <w:rFonts w:ascii="Consolas" w:hAnsi="Consolas"/>
+          <w:color w:val="7A3318"/>
+          <w:sz w:val="19"/>
+        </w:rPr>
+        <w:t>durationSec</w:t>
+      </w:r>
+      <w:r>
+        <w:t xml:space="preserve"> therefore now measures </w:t>
+      </w:r>
+      <w:r>
+        <w:rPr>
+          <w:i/>
+        </w:rPr>
+        <w:t>live conversation time</w:t>
+      </w:r>
+      <w:r>
+        <w:t xml:space="preserve"> (pauses excluded) — analysis note for v5.2.</w:t>
+      </w:r>
+    </w:p>
+    <w:p>
+      <w:pPr>
+        <w:pStyle w:val="ListBullet"/>
+      </w:pPr>
+      <w:r>
+        <w:rPr>
+          <w:b/>
+        </w:rPr>
+        <w:t>§11.2/§13a Seamless mid-chat recovery</w:t>
+      </w:r>
+      <w:r>
+        <w:t xml:space="preserve"> [DEPLOYED]: the live LLM session is in-memory and dies on a server restart/redeploy. </w:t>
+      </w:r>
+      <w:r>
+        <w:rPr>
+          <w:rFonts w:ascii="Consolas" w:hAnsi="Consolas"/>
+          <w:color w:val="7A3318"/>
+          <w:sz w:val="19"/>
+        </w:rPr>
+        <w:t>/api/phase-c/session</w:t>
+      </w:r>
+      <w:r>
+        <w:t xml:space="preserve"> gained a </w:t>
+      </w:r>
+      <w:r>
+        <w:rPr>
+          <w:rFonts w:ascii="Consolas" w:hAnsi="Consolas"/>
+          <w:color w:val="7A3318"/>
+          <w:sz w:val="19"/>
+        </w:rPr>
+        <w:t>silentResume</w:t>
+      </w:r>
+      <w:r>
+        <w:t xml:space="preserve"> flag — seed the saved transcript into a fresh model session with NO LLM call and NO greeting; the chat client auto-rebuilds on "Unknown session" and retries the message once, so the participant notices nothing (live-verified: the model continued a seeded thread mid-topic).</w:t>
+      </w:r>
+    </w:p>
+    <w:p>
+      <w:pPr>
+        <w:pStyle w:val="ListBullet"/>
+      </w:pPr>
+      <w:r>
+        <w:rPr>
+          <w:b/>
+        </w:rPr>
+        <w:t>§13a Snapshot resume merges the server row</w:t>
+      </w:r>
+      <w:r>
+        <w:t xml:space="preserve"> [DEPLOYED]: "Continue my session" now fetches the DB row and prefers its (longer) mid-chat transcript + clock over the local snapshot, which never captured mid-role-play state — fixes "after a redeploy, resume restarted the timer and cleared the whole conversation".</w:t>
+      </w:r>
+    </w:p>
+    <w:p>
+      <w:pPr>
+        <w:pStyle w:val="ListBullet"/>
+      </w:pPr>
+      <w:r>
+        <w:rPr>
+          <w:b/>
+        </w:rPr>
+        <w:t>§7 Screen 8 free continuation self-heals</w:t>
+      </w:r>
+      <w:r>
+        <w:t xml:space="preserve"> [USER-ORDERED] [DEPLOYED]: a lost/absent live session (server restart, or a cross-device resume that landed past the role-play) silently rebuilds a seeded phase-c session from role-play history + free turns; the "This chat has ended — your study session is already saved" dead-end is removed.</w:t>
+      </w:r>
+    </w:p>
+    <w:p>
+      <w:pPr>
+        <w:pStyle w:val="ListBullet"/>
+      </w:pPr>
+      <w:r>
+        <w:rPr>
+          <w:b/>
+        </w:rPr>
+        <w:t>§14 Admin</w:t>
+      </w:r>
+      <w:r>
+        <w:t xml:space="preserve"> [USER-ORDERED] [DEPLOYED]: default theme dark (synced with the participant app); button polish; new </w:t>
+      </w:r>
+      <w:r>
+        <w:rPr>
+          <w:b/>
+        </w:rPr>
+        <w:t>Launcher tab</w:t>
+      </w:r>
+      <w:r>
+        <w:t xml:space="preserve"> — pick the chatbot version (the four intended study cells or a custom combo), set count + PID prefix/start, mint N participant links in one click (sequential PIDs, auto-advancing counter), copy the PID+link list; one link per participant. Live-verified by minting and deleting three TST links.</w:t>
+      </w:r>
+    </w:p>
+    <w:p>
+      <w:pPr>
+        <w:pStyle w:val="ListBullet"/>
+      </w:pPr>
+      <w:r>
+        <w:rPr>
+          <w:rFonts w:ascii="Consolas" w:hAnsi="Consolas"/>
+          <w:color w:val="7A3318"/>
+          <w:sz w:val="19"/>
+        </w:rPr>
+        <w:t>lib/sessions.js</w:t>
+      </w:r>
+      <w:r>
+        <w:t xml:space="preserve"> rec fallback </w:t>
+      </w:r>
+      <w:r>
+        <w:rPr>
+          <w:rFonts w:ascii="Consolas" w:hAnsi="Consolas"/>
+          <w:color w:val="7A3318"/>
+          <w:sz w:val="19"/>
+        </w:rPr>
+        <w:t>guide</w:t>
+      </w:r>
+      <w:r>
+        <w:t xml:space="preserve"> → </w:t>
+      </w:r>
+      <w:r>
+        <w:rPr>
+          <w:rFonts w:ascii="Consolas" w:hAnsi="Consolas"/>
+          <w:color w:val="7A3318"/>
+          <w:sz w:val="19"/>
+        </w:rPr>
+        <w:t>reflective</w:t>
+      </w:r>
+      <w:r>
+        <w:t xml:space="preserve"> (consistency).</w:t>
+      </w:r>
+    </w:p>
+    <w:p>
+      <w:pPr>
+        <w:pStyle w:val="Heading1"/>
+      </w:pPr>
+      <w:r>
         <w:t>Verification log (2026-06-11)</w:t>
       </w:r>
     </w:p>

--- a/Build_Plan_Change_Record.docx
+++ b/Build_Plan_Change_Record.docx
@@ -1522,6 +1522,78 @@
       </w:r>
       <w:r>
         <w:t xml:space="preserve"> baseline profile isolation re-verified against both documents — Build Plan §6 "cond=baseline → stage C receives the chosen career name + chosen location, and nothing else" (marked "the manipulation — do not get this wrong") and Brief §3.3/§3.4 ("does NOT receive the pre-survey questionnaire answers, does NOT receive the phase-b conversation content… the baseline never receives it in phase c"). Stage A/B are identical experiences in both arms and stage B's guide uses the profile for BOTH; only the stage-C bot's inputs differ. Code matches the docs; no change made.</w:t>
+      </w:r>
+    </w:p>
+    <w:p>
+      <w:pPr>
+        <w:pStyle w:val="Heading1"/>
+      </w:pPr>
+      <w:r>
+        <w:t>Round 8 (2026-06-12) — card-extraction hardening, concrete salaries, preview placeholder</w:t>
+      </w:r>
+    </w:p>
+    <w:p>
+      <w:pPr>
+        <w:pStyle w:val="ListBullet"/>
+      </w:pPr>
+      <w:r>
+        <w:rPr>
+          <w:b/>
+        </w:rPr>
+        <w:t>Stage-B recommendation extraction rewritten as `lib/recs.js`</w:t>
+      </w:r>
+      <w:r>
+        <w:t xml:space="preserve"> [DEPLOYED]: the old parser required a perfectly fenced ``</w:t>
+      </w:r>
+      <w:r>
+        <w:rPr>
+          <w:rFonts w:ascii="Consolas" w:hAnsi="Consolas"/>
+          <w:color w:val="7A3318"/>
+          <w:sz w:val="19"/>
+        </w:rPr>
+        <w:t xml:space="preserve">json block with strictly valid JSON; any model drift (missing closing fence, bare JSON, smart quotes, uppercase tag) leaked the RAW JSON into the participant-visible bubble — seen live with reflective on gpt-5.1. The extractor now also brace-matches the object containing "recommendations", retries with smart-quote normalisation, and strips stray fence markers from the visible text. </w:t>
+      </w:r>
+      <w:r>
+        <w:t>test/recs_test.mjs</w:t>
+      </w:r>
+      <w:r>
+        <w:rPr>
+          <w:rFonts w:ascii="Consolas" w:hAnsi="Consolas"/>
+          <w:color w:val="7A3318"/>
+          <w:sz w:val="19"/>
+        </w:rPr>
+        <w:t xml:space="preserve"> covers the drift cases (added to </w:t>
+      </w:r>
+      <w:r>
+        <w:t>npm test`). Live re-probe: "give me recommendation directly" → 5 cards, no leak.</w:t>
+      </w:r>
+    </w:p>
+    <w:p>
+      <w:pPr>
+        <w:pStyle w:val="ListBullet"/>
+      </w:pPr>
+      <w:r>
+        <w:rPr>
+          <w:b/>
+        </w:rPr>
+        <w:t>§8 MONEY rule (both arms — realism floor)</w:t>
+      </w:r>
+      <w:r>
+        <w:t xml:space="preserve"> [USER-ORDERED] [DEPLOYED]: when pay comes up, give concrete location-based salary ranges in today's terms and local currency at the relevant career stages, with what moves the number — never "it varies". Live-verified (main, Amsterdam, consultant): "in today's terms (2026 euros) … 45–60k base as a fresh grad … year 3–5 70–90k…".</w:t>
+      </w:r>
+    </w:p>
+    <w:p>
+      <w:pPr>
+        <w:pStyle w:val="ListBullet"/>
+      </w:pPr>
+      <w:r>
+        <w:rPr>
+          <w:b/>
+        </w:rPr>
+        <w:t>Preview placeholder career</w:t>
+      </w:r>
+      <w:r>
+        <w:t xml:space="preserve"> [DEPLOYED]: a preview test drive that skips the career picker now role-plays "Data analyst (preview)" instead of the fallback string "this career". The REAL flow cannot reach an empty career — the lock-in gate requires a non-empty entry and the model validity check must pass — so the placeholder is preview-only by construction.</w:t>
       </w:r>
     </w:p>
     <w:p>

--- a/Build_Plan_Change_Record.docx
+++ b/Build_Plan_Change_Record.docx
@@ -1809,6 +1809,125 @@
       </w:pPr>
       <w:r>
         <w:t>Infra [ON MAIN]: Veo `durationSeconds` coerced to Number (Gemini rejected the string); `@google/genai` dependency added; `flow_test` stays green because the video step is off by default. (commits `5009ad0`, `5cb3b6c`)</w:t>
+      </w:r>
+    </w:p>
+    <w:p>
+      <w:pPr>
+        <w:pStyle w:val="Heading1"/>
+      </w:pPr>
+      <w:r>
+        <w:t>Round 10 (2026-06-17) — measurement restructure + UI/stimulus cleanup (Kangzhi)</w:t>
+      </w:r>
+    </w:p>
+    <w:p>
+      <w:pPr/>
+      <w:r>
+        <w:t xml:space="preserve">Kangzhi's decisions after reviewing the 14–16 Jun changes; implemented on `main`. Status: </w:t>
+      </w:r>
+      <w:r>
+        <w:rPr>
+          <w:b/>
+        </w:rPr>
+        <w:t>[ON MAIN]</w:t>
+      </w:r>
+      <w:r>
+        <w:t xml:space="preserve"> present on the team `main` branch · </w:t>
+      </w:r>
+      <w:r>
+        <w:rPr>
+          <w:b/>
+        </w:rPr>
+        <w:t>[VERIFY]</w:t>
+      </w:r>
+      <w:r>
+        <w:t xml:space="preserve"> needs verbatim-wording confirmation before fielding. (commit `2f4beac`.)</w:t>
+      </w:r>
+    </w:p>
+    <w:p>
+      <w:pPr>
+        <w:pStyle w:val="ListBullet"/>
+      </w:pPr>
+      <w:r>
+        <w:rPr>
+          <w:b/>
+        </w:rPr>
+        <w:t>§10 Continuity (FSCS) RESTORED</w:t>
+      </w:r>
+      <w:r>
+        <w:t xml:space="preserve"> [ON MAIN] — reverses Round 9's drop. The 2-item pictorial FSCS pair (`fscs_similar` / `fscs_connected`, pre + post; continuity = mean) is added back: it is the sole measure of the continuity mediator (H3) and of what the biographical-grounding component targets, so the 14 Jun removal had left continuity unmeasured. `scoreFSCS` + a dedicated circles page (pre and post); results aggregation (`lib/results_routes.js`), admin CSV/descriptives, `analysis.py`, and the silicon self-report battery (`lib/prompt.js`) all updated to match.</w:t>
+      </w:r>
+    </w:p>
+    <w:p>
+      <w:pPr>
+        <w:pStyle w:val="ListBullet"/>
+      </w:pPr>
+      <w:r>
+        <w:rPr>
+          <w:b/>
+        </w:rPr>
+        <w:t>§10 Distal outcome swapped — CDSE-SA + CIP-CCA → CIP-Short "Lack of Readiness"</w:t>
+      </w:r>
+      <w:r>
+        <w:t xml:space="preserve"> [ON MAIN] [VERIFY]: both former distal outcomes removed; replaced by the CIP-Short LR subscale (`cip_lr_1..5`, 6-point, ALL reverse-scored → higher = more lack of readiness), pre + post, single page. `scoreCipLR` is reverse-aware. Propagated to `lib/prompt.js` (silicon self-report), `lib/results_routes.js`, `lib/silicon_cohort.js`, `admin/index.html` (CSV + descriptives, reverse noted), and `analysis.py`. </w:t>
+      </w:r>
+      <w:r>
+        <w:rPr>
+          <w:b/>
+        </w:rPr>
+        <w:t>[VERIFY — wording]</w:t>
+      </w:r>
+      <w:r>
+        <w:t xml:space="preserve"> items render the CIP-Short LR Table-4 stems (Xu 2020); confirm verbatim against Xu &amp; Tracey (2017b), J. Counseling Psychology 64, 222–232, before fielding. (Andrea's disabled `study=andrea` placeholder still names her own CDSE-SF DV — left untouched; her instrument, not Kangzhi's outcome.)</w:t>
+      </w:r>
+    </w:p>
+    <w:p>
+      <w:pPr>
+        <w:pStyle w:val="ListBullet"/>
+      </w:pPr>
+      <w:r>
+        <w:rPr>
+          <w:b/>
+        </w:rPr>
+        <w:t>§7 / §10 Imagination page hold removed (skippable)</w:t>
+      </w:r>
+      <w:r>
+        <w:t xml:space="preserve"> [ON MAIN] — reverses Round 9's 20-second gate. "Picture that future you" no longer forces a wait; Continue is enabled immediately (the imagination text/fade stays).</w:t>
+      </w:r>
+    </w:p>
+    <w:p>
+      <w:pPr>
+        <w:pStyle w:val="ListBullet"/>
+      </w:pPr>
+      <w:r>
+        <w:rPr>
+          <w:b/>
+        </w:rPr>
+        <w:t>§7 Phase B career lock-in → separate full-screen page</w:t>
+      </w:r>
+      <w:r>
+        <w:t xml:space="preserve"> [ON MAIN]: the lock-in (career + location + familiarity/interest + model validity check) no longer renders inline under the chat; it opens as a full-screen overlay (`.pb-lock-overlay` / `.pb-lock-sheet`) with a "Back to chat" button — return to tap a suggested card or type, then continue. UI only; no measurement change.</w:t>
+      </w:r>
+    </w:p>
+    <w:p>
+      <w:pPr>
+        <w:pStyle w:val="ListBullet"/>
+      </w:pPr>
+      <w:r>
+        <w:rPr>
+          <w:b/>
+        </w:rPr>
+        <w:t>§NEW "day in the life" video subsystem REMOVED</w:t>
+      </w:r>
+      <w:r>
+        <w:t xml:space="preserve"> [ON MAIN] — reverses Round 9's video addition. Deleted `dayinlife.jsx`, `lib/video.js`, the `/api/day-in-life*` endpoints + import, `buildDayInLifeScenePrompt`, the `@google/genai` dependency (and lockfile entry), the `app.jsx` / `index.html` wiring, and the `dil-*` CSS. Pause B→C now goes straight to the role-play; the fielded flow has no pre-chat video exposure.</w:t>
+      </w:r>
+    </w:p>
+    <w:p>
+      <w:pPr>
+        <w:pStyle w:val="ListBullet"/>
+      </w:pPr>
+      <w:r>
+        <w:t>Plumbing: pre/post page set changed → survey storage key bumped to `thesis_svpage_v3`; scoring exports now `scoreCipLR` + `scoreFSCS` (CDSE/CIP removed); `app.jsx` score payloads carry `cipLR_pre/post`; `flow_test` drops `dayinlife.jsx`. `npm test` (flow / recs / reconstruct) green.</w:t>
       </w:r>
     </w:p>
     <w:p>
